--- a/2026년4차_산대특/memo.docx
+++ b/2026년4차_산대특/memo.docx
@@ -10,10 +10,7 @@
         <w:t>.</w:t>
       </w:r>
       <w:r>
-        <w:t xml:space="preserve"> </w:t>
-      </w:r>
-      <w:r>
-        <w:t xml:space="preserve">“이 과정을 </w:t>
+        <w:t xml:space="preserve"> “이 과정을 </w:t>
       </w:r>
       <w:r>
         <w:rPr>
@@ -47,7 +44,15 @@
       </w:r>
       <w:r>
         <w:br/>
-        <w:t xml:space="preserve">예: “이 내용을 심사자가 한눈에 볼 수 있도록 정보 구조화해줘.” </w:t>
+        <w:t xml:space="preserve">예: “이 내용을 심사자가 한눈에 볼 수 있도록 정보 </w:t>
+      </w:r>
+      <w:proofErr w:type="spellStart"/>
+      <w:r>
+        <w:t>구조화해줘</w:t>
+      </w:r>
+      <w:proofErr w:type="spellEnd"/>
+      <w:r>
+        <w:t xml:space="preserve">.” </w:t>
       </w:r>
     </w:p>
     <w:p>
@@ -80,12 +85,21 @@
           <w:numId w:val="1"/>
         </w:numPr>
       </w:pPr>
+      <w:proofErr w:type="spellStart"/>
       <w:r>
         <w:rPr>
           <w:b/>
           <w:bCs/>
         </w:rPr>
-        <w:t>청킹(Chunking)</w:t>
+        <w:t>청킹</w:t>
+      </w:r>
+      <w:proofErr w:type="spellEnd"/>
+      <w:r>
+        <w:rPr>
+          <w:b/>
+          <w:bCs/>
+        </w:rPr>
+        <w:t>(Chunking)</w:t>
       </w:r>
       <w:r>
         <w:br/>
@@ -97,7 +111,15 @@
       </w:r>
       <w:r>
         <w:br/>
-        <w:t xml:space="preserve">예: “긴 문단을 3~5개 핵심 청크로 나눠줘.” </w:t>
+        <w:t xml:space="preserve">예: “긴 문단을 3~5개 핵심 </w:t>
+      </w:r>
+      <w:proofErr w:type="spellStart"/>
+      <w:r>
+        <w:t>청크로</w:t>
+      </w:r>
+      <w:proofErr w:type="spellEnd"/>
+      <w:r>
+        <w:t xml:space="preserve"> 나눠줘.” </w:t>
       </w:r>
     </w:p>
     <w:p>
@@ -147,7 +169,15 @@
       </w:r>
       <w:r>
         <w:br/>
-        <w:t xml:space="preserve">예: 훈련대상 / 총시간 / 핵심직무 / 주요도구 / 산출물. </w:t>
+        <w:t xml:space="preserve">예: 훈련대상 / </w:t>
+      </w:r>
+      <w:proofErr w:type="spellStart"/>
+      <w:r>
+        <w:t>총시간</w:t>
+      </w:r>
+      <w:proofErr w:type="spellEnd"/>
+      <w:r>
+        <w:t xml:space="preserve"> / 핵심직무 / 주요도구 / 산출물. </w:t>
       </w:r>
     </w:p>
     <w:p>
@@ -216,7 +246,15 @@
       </w:r>
       <w:r>
         <w:br/>
-        <w:t>실제 업무 절차나 작업 흐름을 시각화하는 방식.</w:t>
+        <w:t xml:space="preserve">실제 업무 절차나 작업 흐름을 </w:t>
+      </w:r>
+      <w:proofErr w:type="spellStart"/>
+      <w:r>
+        <w:t>시각화하는</w:t>
+      </w:r>
+      <w:proofErr w:type="spellEnd"/>
+      <w:r>
+        <w:t xml:space="preserve"> 방식.</w:t>
       </w:r>
       <w:r>
         <w:br/>
@@ -318,12 +356,248 @@
         <w:t xml:space="preserve"> 조합이 잘 맞아.</w:t>
       </w:r>
     </w:p>
+    <w:p/>
+    <w:p/>
+    <w:p/>
+    <w:p>
+      <w:r>
+        <w:t>2. 제조업 자동화 확대와 직무구조 변화에 따른 훈련 필요성</w:t>
+      </w:r>
+    </w:p>
+    <w:p/>
+    <w:p>
+      <w:r>
+        <w:t xml:space="preserve">한국고용정보원의 「기계·금속 제조업의 일자리전환 실태 </w:t>
+      </w:r>
+      <w:proofErr w:type="spellStart"/>
+      <w:r>
+        <w:t>연구」에</w:t>
+      </w:r>
+      <w:proofErr w:type="spellEnd"/>
+      <w:r>
+        <w:t xml:space="preserve"> 따르면,</w:t>
+      </w:r>
+    </w:p>
+    <w:p>
+      <w:r>
+        <w:t>기계·금속 제조업의 디지털전환은 자동화, 연결성, 지능화 순으로 진행되고 있으며,</w:t>
+      </w:r>
+    </w:p>
+    <w:p>
+      <w:r>
+        <w:t>특히 생산설비 분야는 자동화가 상대적으로 높은 수준까지 진행된 것으로 나타났다.</w:t>
+      </w:r>
+    </w:p>
+    <w:p/>
+    <w:p>
+      <w:r>
+        <w:t>또한 디지털전환이 고도화될수록 제조업의 직무구조도</w:t>
+      </w:r>
+    </w:p>
+    <w:p>
+      <w:r>
+        <w:t>단순생산직 및 생산기능직 중심에서 생산기술직 중심으로 변화하는 것으로 분석되었다.</w:t>
+      </w:r>
+    </w:p>
+    <w:p/>
+    <w:p>
+      <w:r>
+        <w:t>기업이 필요로 하는 교육훈련 분야에서도 제조공정 자동화·자율화 기술 교육과</w:t>
+      </w:r>
+    </w:p>
+    <w:p>
+      <w:r>
+        <w:t>품질관리 분야 활용 교육에 대한 수요가 높게 나타났다.</w:t>
+      </w:r>
+    </w:p>
+    <w:p/>
+    <w:p>
+      <w:r>
+        <w:t>이는 제조업에서 단순 반복 생산업무만 수행하는 인력보다는</w:t>
+      </w:r>
+    </w:p>
+    <w:p>
+      <w:r>
+        <w:lastRenderedPageBreak/>
+        <w:t>자동화된 생산설비와 생산과정을 이해하고,</w:t>
+      </w:r>
+    </w:p>
+    <w:p>
+      <w:r>
+        <w:t>생산실적·품질·공정 데이터를 확인하고 관리할 수 있는</w:t>
+      </w:r>
+    </w:p>
+    <w:p>
+      <w:r>
+        <w:t>현장 실무인력의 필요성이 커지고 있음을 보여준다.</w:t>
+      </w:r>
+    </w:p>
+    <w:p/>
+    <w:p>
+      <w:r>
+        <w:t xml:space="preserve">따라서 기존 제조현장 경험을 보유한 </w:t>
+      </w:r>
+      <w:proofErr w:type="spellStart"/>
+      <w:r>
+        <w:t>중장년</w:t>
+      </w:r>
+      <w:proofErr w:type="spellEnd"/>
+      <w:r>
+        <w:t xml:space="preserve"> 근로자가</w:t>
+      </w:r>
+    </w:p>
+    <w:p>
+      <w:r>
+        <w:t>생산관리, 품질관리, 제조데이터 관리 등으로 직무영역을 확대하기 위해서는</w:t>
+      </w:r>
+    </w:p>
+    <w:p>
+      <w:r>
+        <w:t>기존 현장경험에 데이터 관리와 디지털 활용 역량을 추가할 필요가 있다.</w:t>
+      </w:r>
+    </w:p>
+    <w:p/>
+    <w:p>
+      <w:r>
+        <w:t>(출처: 한국고용정보원,</w:t>
+      </w:r>
+    </w:p>
+    <w:p>
+      <w:r>
+        <w:t>「기계·금속 제조업의 일자리전환 실태 연구」, 2026)</w:t>
+      </w:r>
+    </w:p>
+    <w:p/>
+    <w:p/>
+    <w:p>
+      <w:r>
+        <w:t>3. 제조업 디지털전환에 따른 생산·관리 직무의 숙련수요 증가</w:t>
+      </w:r>
+    </w:p>
+    <w:p/>
+    <w:p>
+      <w:r>
+        <w:t xml:space="preserve">한국고용정보원의 「전기·전자 제조업의 디지털전환과 숙련변화 </w:t>
+      </w:r>
+      <w:proofErr w:type="spellStart"/>
+      <w:r>
+        <w:t>연구」에</w:t>
+      </w:r>
+      <w:proofErr w:type="spellEnd"/>
+      <w:r>
+        <w:t xml:space="preserve"> 따르면,</w:t>
+      </w:r>
+    </w:p>
+    <w:p>
+      <w:r>
+        <w:t xml:space="preserve">디지털전환 과정에서 생산직 </w:t>
+      </w:r>
+      <w:proofErr w:type="spellStart"/>
+      <w:r>
+        <w:t>계열뿐만</w:t>
+      </w:r>
+      <w:proofErr w:type="spellEnd"/>
+      <w:r>
+        <w:t xml:space="preserve"> 아니라 사무직에서도</w:t>
+      </w:r>
+    </w:p>
+    <w:p>
+      <w:r>
+        <w:t>현재보다 높은 수준의 직무역량이 요구되는 것으로 나타났다.</w:t>
+      </w:r>
+    </w:p>
+    <w:p/>
+    <w:p>
+      <w:r>
+        <w:t>2024년 말 기준 10인 이상 전기·전자 제조업에서</w:t>
+      </w:r>
+    </w:p>
+    <w:p>
+      <w:r>
+        <w:t>디지털전환에 대응하기 위해 직업훈련이 필요한 인원은 150,264명으로,</w:t>
+      </w:r>
+    </w:p>
+    <w:p>
+      <w:r>
+        <w:t>전체 근로자의 30.2% 수준으로 조사되었다.</w:t>
+      </w:r>
+    </w:p>
+    <w:p/>
+    <w:p>
+      <w:r>
+        <w:t>또한 기업이 필요로 하는 교육훈련 분야에서는</w:t>
+      </w:r>
+    </w:p>
+    <w:p>
+      <w:r>
+        <w:t>실무 중심의 AI·빅데이터 분석 교육과</w:t>
+      </w:r>
+    </w:p>
+    <w:p>
+      <w:r>
+        <w:t>제조공정 자동화·자율화 기술 교육의 필요성이 높게 나타났다.</w:t>
+      </w:r>
+    </w:p>
+    <w:p/>
+    <w:p>
+      <w:r>
+        <w:t>이는 제조업의 자동화가 단순히 생산설비를 기계로 교체하는 데 그치는 것이 아니라,</w:t>
+      </w:r>
+    </w:p>
+    <w:p>
+      <w:r>
+        <w:t>자동화된 공정에서 발생하는 생산정보를 이해하고</w:t>
+      </w:r>
+    </w:p>
+    <w:p>
+      <w:r>
+        <w:t>이를 분석·관리할 수 있는 인력의 역량도 함께 요구하고 있음을 보여준다.</w:t>
+      </w:r>
+    </w:p>
+    <w:p/>
+    <w:p>
+      <w:r>
+        <w:t xml:space="preserve">특히 생산공정에 대한 경험이 있는 </w:t>
+      </w:r>
+      <w:proofErr w:type="spellStart"/>
+      <w:r>
+        <w:t>중장년</w:t>
+      </w:r>
+      <w:proofErr w:type="spellEnd"/>
+      <w:r>
+        <w:t xml:space="preserve"> 근로자가</w:t>
+      </w:r>
+    </w:p>
+    <w:p>
+      <w:r>
+        <w:t>데이터 관리, 생산실적 분석, 품질관리, 보고서 작성 등의</w:t>
+      </w:r>
+    </w:p>
+    <w:p>
+      <w:r>
+        <w:t>디지털 업무역량을 추가로 습득할 경우</w:t>
+      </w:r>
+    </w:p>
+    <w:p>
+      <w:r>
+        <w:t>생산관리 지원 및 제조데이터 관리 관련 직무로의 전환 가능성을 높일 수 있다.</w:t>
+      </w:r>
+    </w:p>
+    <w:p/>
+    <w:p>
+      <w:r>
+        <w:t>(출처: 한국고용정보원,</w:t>
+      </w:r>
+    </w:p>
     <w:p>
       <w:pPr>
         <w:rPr>
           <w:rFonts w:hint="eastAsia"/>
         </w:rPr>
       </w:pPr>
+      <w:r>
+        <w:t>「전기·전자 제조업의 디지털전환과 숙련변화 연구」, 2026)</w:t>
+      </w:r>
     </w:p>
     <w:sectPr>
       <w:pgSz w:w="11906" w:h="16838"/>
@@ -1099,6 +1373,7 @@
   <w:style w:type="character" w:default="1" w:styleId="a0">
     <w:name w:val="Default Paragraph Font"/>
     <w:uiPriority w:val="1"/>
+    <w:semiHidden/>
     <w:unhideWhenUsed/>
   </w:style>
   <w:style w:type="table" w:default="1" w:styleId="a1">

--- a/2026년4차_산대특/memo.docx
+++ b/2026년4차_산대특/memo.docx
@@ -26,6 +26,25 @@
     <w:p/>
     <w:p>
       <w:pPr>
+        <w:pStyle w:val="a6"/>
+        <w:numPr>
+          <w:ilvl w:val="0"/>
+          <w:numId w:val="2"/>
+        </w:numPr>
+        <w:rPr>
+          <w:rFonts w:hint="eastAsia"/>
+        </w:rPr>
+      </w:pPr>
+      <w:r>
+        <w:rPr>
+          <w:b/>
+          <w:bCs/>
+        </w:rPr>
+        <w:t>교과목 프로파일 형식</w:t>
+      </w:r>
+    </w:p>
+    <w:p>
+      <w:pPr>
         <w:numPr>
           <w:ilvl w:val="0"/>
           <w:numId w:val="1"/>
@@ -44,15 +63,7 @@
       </w:r>
       <w:r>
         <w:br/>
-        <w:t xml:space="preserve">예: “이 내용을 심사자가 한눈에 볼 수 있도록 정보 </w:t>
-      </w:r>
-      <w:proofErr w:type="spellStart"/>
-      <w:r>
-        <w:t>구조화해줘</w:t>
-      </w:r>
-      <w:proofErr w:type="spellEnd"/>
-      <w:r>
-        <w:t xml:space="preserve">.” </w:t>
+        <w:t xml:space="preserve">예: “이 내용을 심사자가 한눈에 볼 수 있도록 정보 구조화해줘.” </w:t>
       </w:r>
     </w:p>
     <w:p>
@@ -85,21 +96,12 @@
           <w:numId w:val="1"/>
         </w:numPr>
       </w:pPr>
-      <w:proofErr w:type="spellStart"/>
       <w:r>
         <w:rPr>
           <w:b/>
           <w:bCs/>
         </w:rPr>
-        <w:t>청킹</w:t>
-      </w:r>
-      <w:proofErr w:type="spellEnd"/>
-      <w:r>
-        <w:rPr>
-          <w:b/>
-          <w:bCs/>
-        </w:rPr>
-        <w:t>(Chunking)</w:t>
+        <w:t>청킹(Chunking)</w:t>
       </w:r>
       <w:r>
         <w:br/>
@@ -111,15 +113,7 @@
       </w:r>
       <w:r>
         <w:br/>
-        <w:t xml:space="preserve">예: “긴 문단을 3~5개 핵심 </w:t>
-      </w:r>
-      <w:proofErr w:type="spellStart"/>
-      <w:r>
-        <w:t>청크로</w:t>
-      </w:r>
-      <w:proofErr w:type="spellEnd"/>
-      <w:r>
-        <w:t xml:space="preserve"> 나눠줘.” </w:t>
+        <w:t xml:space="preserve">예: “긴 문단을 3~5개 핵심 청크로 나눠줘.” </w:t>
       </w:r>
     </w:p>
     <w:p>
@@ -169,15 +163,7 @@
       </w:r>
       <w:r>
         <w:br/>
-        <w:t xml:space="preserve">예: 훈련대상 / </w:t>
-      </w:r>
-      <w:proofErr w:type="spellStart"/>
-      <w:r>
-        <w:t>총시간</w:t>
-      </w:r>
-      <w:proofErr w:type="spellEnd"/>
-      <w:r>
-        <w:t xml:space="preserve"> / 핵심직무 / 주요도구 / 산출물. </w:t>
+        <w:t xml:space="preserve">예: 훈련대상 / 총시간 / 핵심직무 / 주요도구 / 산출물. </w:t>
       </w:r>
     </w:p>
     <w:p>
@@ -246,15 +232,7 @@
       </w:r>
       <w:r>
         <w:br/>
-        <w:t xml:space="preserve">실제 업무 절차나 작업 흐름을 </w:t>
-      </w:r>
-      <w:proofErr w:type="spellStart"/>
-      <w:r>
-        <w:t>시각화하는</w:t>
-      </w:r>
-      <w:proofErr w:type="spellEnd"/>
-      <w:r>
-        <w:t xml:space="preserve"> 방식.</w:t>
+        <w:t>실제 업무 절차나 작업 흐름을 시각화하는 방식.</w:t>
       </w:r>
       <w:r>
         <w:br/>
@@ -273,13 +251,11 @@
           <w:b/>
           <w:bCs/>
         </w:rPr>
+        <w:lastRenderedPageBreak/>
         <w:t>워크플로우(Workflow)</w:t>
       </w:r>
       <w:r>
         <w:br/>
-      </w:r>
-      <w:r>
-        <w:lastRenderedPageBreak/>
         <w:t>프로세스 플로우보다 실무 작업 연결을 강조함.</w:t>
       </w:r>
       <w:r>
@@ -357,244 +333,211 @@
       </w:r>
     </w:p>
     <w:p/>
-    <w:p/>
-    <w:p/>
-    <w:p>
-      <w:r>
-        <w:t>2. 제조업 자동화 확대와 직무구조 변화에 따른 훈련 필요성</w:t>
-      </w:r>
-    </w:p>
-    <w:p/>
-    <w:p>
-      <w:r>
-        <w:t xml:space="preserve">한국고용정보원의 「기계·금속 제조업의 일자리전환 실태 </w:t>
-      </w:r>
-      <w:proofErr w:type="spellStart"/>
-      <w:r>
-        <w:t>연구」에</w:t>
-      </w:r>
-      <w:proofErr w:type="spellEnd"/>
-      <w:r>
-        <w:t xml:space="preserve"> 따르면,</w:t>
-      </w:r>
-    </w:p>
-    <w:p>
-      <w:r>
-        <w:t>기계·금속 제조업의 디지털전환은 자동화, 연결성, 지능화 순으로 진행되고 있으며,</w:t>
-      </w:r>
-    </w:p>
-    <w:p>
-      <w:r>
-        <w:t>특히 생산설비 분야는 자동화가 상대적으로 높은 수준까지 진행된 것으로 나타났다.</w:t>
-      </w:r>
-    </w:p>
-    <w:p/>
-    <w:p>
-      <w:r>
-        <w:t>또한 디지털전환이 고도화될수록 제조업의 직무구조도</w:t>
-      </w:r>
-    </w:p>
-    <w:p>
-      <w:r>
-        <w:t>단순생산직 및 생산기능직 중심에서 생산기술직 중심으로 변화하는 것으로 분석되었다.</w:t>
-      </w:r>
-    </w:p>
-    <w:p/>
-    <w:p>
-      <w:r>
-        <w:t>기업이 필요로 하는 교육훈련 분야에서도 제조공정 자동화·자율화 기술 교육과</w:t>
-      </w:r>
-    </w:p>
-    <w:p>
-      <w:r>
-        <w:t>품질관리 분야 활용 교육에 대한 수요가 높게 나타났다.</w:t>
-      </w:r>
-    </w:p>
-    <w:p/>
-    <w:p>
-      <w:r>
-        <w:t>이는 제조업에서 단순 반복 생산업무만 수행하는 인력보다는</w:t>
-      </w:r>
-    </w:p>
-    <w:p>
-      <w:r>
-        <w:lastRenderedPageBreak/>
-        <w:t>자동화된 생산설비와 생산과정을 이해하고,</w:t>
-      </w:r>
-    </w:p>
-    <w:p>
-      <w:r>
-        <w:t>생산실적·품질·공정 데이터를 확인하고 관리할 수 있는</w:t>
-      </w:r>
-    </w:p>
-    <w:p>
-      <w:r>
-        <w:t>현장 실무인력의 필요성이 커지고 있음을 보여준다.</w:t>
-      </w:r>
-    </w:p>
-    <w:p/>
-    <w:p>
-      <w:r>
-        <w:t xml:space="preserve">따라서 기존 제조현장 경험을 보유한 </w:t>
-      </w:r>
-      <w:proofErr w:type="spellStart"/>
-      <w:r>
-        <w:t>중장년</w:t>
-      </w:r>
-      <w:proofErr w:type="spellEnd"/>
-      <w:r>
-        <w:t xml:space="preserve"> 근로자가</w:t>
-      </w:r>
-    </w:p>
-    <w:p>
-      <w:r>
-        <w:t>생산관리, 품질관리, 제조데이터 관리 등으로 직무영역을 확대하기 위해서는</w:t>
-      </w:r>
-    </w:p>
-    <w:p>
-      <w:r>
-        <w:t>기존 현장경험에 데이터 관리와 디지털 활용 역량을 추가할 필요가 있다.</w:t>
-      </w:r>
-    </w:p>
-    <w:p/>
-    <w:p>
-      <w:r>
-        <w:t>(출처: 한국고용정보원,</w:t>
-      </w:r>
-    </w:p>
-    <w:p>
-      <w:r>
-        <w:t>「기계·금속 제조업의 일자리전환 실태 연구」, 2026)</w:t>
-      </w:r>
-    </w:p>
-    <w:p/>
-    <w:p/>
-    <w:p>
-      <w:r>
-        <w:t>3. 제조업 디지털전환에 따른 생산·관리 직무의 숙련수요 증가</w:t>
-      </w:r>
-    </w:p>
-    <w:p/>
-    <w:p>
-      <w:r>
-        <w:t xml:space="preserve">한국고용정보원의 「전기·전자 제조업의 디지털전환과 숙련변화 </w:t>
-      </w:r>
-      <w:proofErr w:type="spellStart"/>
-      <w:r>
-        <w:t>연구」에</w:t>
-      </w:r>
-      <w:proofErr w:type="spellEnd"/>
-      <w:r>
-        <w:t xml:space="preserve"> 따르면,</w:t>
-      </w:r>
-    </w:p>
-    <w:p>
-      <w:r>
-        <w:t xml:space="preserve">디지털전환 과정에서 생산직 </w:t>
-      </w:r>
-      <w:proofErr w:type="spellStart"/>
-      <w:r>
-        <w:t>계열뿐만</w:t>
-      </w:r>
-      <w:proofErr w:type="spellEnd"/>
-      <w:r>
-        <w:t xml:space="preserve"> 아니라 사무직에서도</w:t>
-      </w:r>
-    </w:p>
-    <w:p>
-      <w:r>
-        <w:t>현재보다 높은 수준의 직무역량이 요구되는 것으로 나타났다.</w:t>
-      </w:r>
-    </w:p>
-    <w:p/>
-    <w:p>
-      <w:r>
-        <w:t>2024년 말 기준 10인 이상 전기·전자 제조업에서</w:t>
-      </w:r>
-    </w:p>
-    <w:p>
-      <w:r>
-        <w:t>디지털전환에 대응하기 위해 직업훈련이 필요한 인원은 150,264명으로,</w:t>
-      </w:r>
-    </w:p>
-    <w:p>
-      <w:r>
-        <w:t>전체 근로자의 30.2% 수준으로 조사되었다.</w:t>
-      </w:r>
-    </w:p>
-    <w:p/>
-    <w:p>
-      <w:r>
-        <w:t>또한 기업이 필요로 하는 교육훈련 분야에서는</w:t>
-      </w:r>
-    </w:p>
-    <w:p>
-      <w:r>
-        <w:t>실무 중심의 AI·빅데이터 분석 교육과</w:t>
-      </w:r>
-    </w:p>
-    <w:p>
-      <w:r>
-        <w:t>제조공정 자동화·자율화 기술 교육의 필요성이 높게 나타났다.</w:t>
-      </w:r>
-    </w:p>
-    <w:p/>
-    <w:p>
-      <w:r>
-        <w:t>이는 제조업의 자동화가 단순히 생산설비를 기계로 교체하는 데 그치는 것이 아니라,</w:t>
-      </w:r>
-    </w:p>
-    <w:p>
-      <w:r>
-        <w:t>자동화된 공정에서 발생하는 생산정보를 이해하고</w:t>
-      </w:r>
-    </w:p>
-    <w:p>
-      <w:r>
-        <w:t>이를 분석·관리할 수 있는 인력의 역량도 함께 요구하고 있음을 보여준다.</w:t>
-      </w:r>
-    </w:p>
-    <w:p/>
-    <w:p>
-      <w:r>
-        <w:t xml:space="preserve">특히 생산공정에 대한 경험이 있는 </w:t>
-      </w:r>
-      <w:proofErr w:type="spellStart"/>
-      <w:r>
-        <w:t>중장년</w:t>
-      </w:r>
-      <w:proofErr w:type="spellEnd"/>
-      <w:r>
-        <w:t xml:space="preserve"> 근로자가</w:t>
-      </w:r>
-    </w:p>
-    <w:p>
-      <w:r>
-        <w:t>데이터 관리, 생산실적 분석, 품질관리, 보고서 작성 등의</w:t>
-      </w:r>
-    </w:p>
-    <w:p>
-      <w:r>
-        <w:t>디지털 업무역량을 추가로 습득할 경우</w:t>
-      </w:r>
-    </w:p>
-    <w:p>
-      <w:r>
-        <w:t>생산관리 지원 및 제조데이터 관리 관련 직무로의 전환 가능성을 높일 수 있다.</w:t>
-      </w:r>
-    </w:p>
-    <w:p/>
-    <w:p>
-      <w:r>
-        <w:t>(출처: 한국고용정보원,</w:t>
-      </w:r>
-    </w:p>
     <w:p>
       <w:pPr>
         <w:rPr>
           <w:rFonts w:hint="eastAsia"/>
         </w:rPr>
       </w:pPr>
+      <w:r>
+        <w:t>훈련수요 분석보고서 형식</w:t>
+      </w:r>
+    </w:p>
+    <w:p/>
+    <w:p/>
+    <w:p/>
+    <w:p>
+      <w:r>
+        <w:t>2. 제조업 자동화 확대와 직무구조 변화에 따른 훈련 필요성</w:t>
+      </w:r>
+    </w:p>
+    <w:p/>
+    <w:p>
+      <w:r>
+        <w:t>한국고용정보원의 「기계·금속 제조업의 일자리전환 실태 연구」에 따르면,</w:t>
+      </w:r>
+    </w:p>
+    <w:p>
+      <w:r>
+        <w:t>기계·금속 제조업의 디지털전환은 자동화, 연결성, 지능화 순으로 진행되고 있으며,</w:t>
+      </w:r>
+    </w:p>
+    <w:p>
+      <w:r>
+        <w:t>특히 생산설비 분야는 자동화가 상대적으로 높은 수준까지 진행된 것으로 나타났다.</w:t>
+      </w:r>
+    </w:p>
+    <w:p/>
+    <w:p>
+      <w:r>
+        <w:t>또한 디지털전환이 고도화될수록 제조업의 직무구조도</w:t>
+      </w:r>
+    </w:p>
+    <w:p>
+      <w:r>
+        <w:t>단순생산직 및 생산기능직 중심에서 생산기술직 중심으로 변화하는 것으로 분석되었다.</w:t>
+      </w:r>
+    </w:p>
+    <w:p/>
+    <w:p>
+      <w:r>
+        <w:t>기업이 필요로 하는 교육훈련 분야에서도 제조공정 자동화·자율화 기술 교육과</w:t>
+      </w:r>
+    </w:p>
+    <w:p>
+      <w:r>
+        <w:lastRenderedPageBreak/>
+        <w:t>품질관리 분야 활용 교육에 대한 수요가 높게 나타났다.</w:t>
+      </w:r>
+    </w:p>
+    <w:p/>
+    <w:p>
+      <w:r>
+        <w:t>이는 제조업에서 단순 반복 생산업무만 수행하는 인력보다는</w:t>
+      </w:r>
+    </w:p>
+    <w:p>
+      <w:r>
+        <w:t>자동화된 생산설비와 생산과정을 이해하고,</w:t>
+      </w:r>
+    </w:p>
+    <w:p>
+      <w:r>
+        <w:t>생산실적·품질·공정 데이터를 확인하고 관리할 수 있는</w:t>
+      </w:r>
+    </w:p>
+    <w:p>
+      <w:r>
+        <w:t>현장 실무인력의 필요성이 커지고 있음을 보여준다.</w:t>
+      </w:r>
+    </w:p>
+    <w:p/>
+    <w:p>
+      <w:r>
+        <w:t>따라서 기존 제조현장 경험을 보유한 중장년 근로자가</w:t>
+      </w:r>
+    </w:p>
+    <w:p>
+      <w:r>
+        <w:t>생산관리, 품질관리, 제조데이터 관리 등으로 직무영역을 확대하기 위해서는</w:t>
+      </w:r>
+    </w:p>
+    <w:p>
+      <w:r>
+        <w:t>기존 현장경험에 데이터 관리와 디지털 활용 역량을 추가할 필요가 있다.</w:t>
+      </w:r>
+    </w:p>
+    <w:p/>
+    <w:p>
+      <w:r>
+        <w:t>(출처: 한국고용정보원,</w:t>
+      </w:r>
+    </w:p>
+    <w:p>
+      <w:r>
+        <w:t>「기계·금속 제조업의 일자리전환 실태 연구」, 2026)</w:t>
+      </w:r>
+    </w:p>
+    <w:p/>
+    <w:p/>
+    <w:p>
+      <w:r>
+        <w:t>3. 제조업 디지털전환에 따른 생산·관리 직무의 숙련수요 증가</w:t>
+      </w:r>
+    </w:p>
+    <w:p/>
+    <w:p>
+      <w:r>
+        <w:t>한국고용정보원의 「전기·전자 제조업의 디지털전환과 숙련변화 연구」에 따르면,</w:t>
+      </w:r>
+    </w:p>
+    <w:p>
+      <w:r>
+        <w:t>디지털전환 과정에서 생산직 계열뿐만 아니라 사무직에서도</w:t>
+      </w:r>
+    </w:p>
+    <w:p>
+      <w:r>
+        <w:t>현재보다 높은 수준의 직무역량이 요구되는 것으로 나타났다.</w:t>
+      </w:r>
+    </w:p>
+    <w:p/>
+    <w:p>
+      <w:r>
+        <w:t>2024년 말 기준 10인 이상 전기·전자 제조업에서</w:t>
+      </w:r>
+    </w:p>
+    <w:p>
+      <w:r>
+        <w:t>디지털전환에 대응하기 위해 직업훈련이 필요한 인원은 150,264명으로,</w:t>
+      </w:r>
+    </w:p>
+    <w:p>
+      <w:r>
+        <w:t>전체 근로자의 30.2% 수준으로 조사되었다.</w:t>
+      </w:r>
+    </w:p>
+    <w:p/>
+    <w:p>
+      <w:r>
+        <w:lastRenderedPageBreak/>
+        <w:t>또한 기업이 필요로 하는 교육훈련 분야에서는</w:t>
+      </w:r>
+    </w:p>
+    <w:p>
+      <w:r>
+        <w:t>실무 중심의 AI·빅데이터 분석 교육과</w:t>
+      </w:r>
+    </w:p>
+    <w:p>
+      <w:r>
+        <w:t>제조공정 자동화·자율화 기술 교육의 필요성이 높게 나타났다.</w:t>
+      </w:r>
+    </w:p>
+    <w:p/>
+    <w:p>
+      <w:r>
+        <w:t>이는 제조업의 자동화가 단순히 생산설비를 기계로 교체하는 데 그치는 것이 아니라,</w:t>
+      </w:r>
+    </w:p>
+    <w:p>
+      <w:r>
+        <w:t>자동화된 공정에서 발생하는 생산정보를 이해하고</w:t>
+      </w:r>
+    </w:p>
+    <w:p>
+      <w:r>
+        <w:t>이를 분석·관리할 수 있는 인력의 역량도 함께 요구하고 있음을 보여준다.</w:t>
+      </w:r>
+    </w:p>
+    <w:p/>
+    <w:p>
+      <w:r>
+        <w:t>특히 생산공정에 대한 경험이 있는 중장년 근로자가</w:t>
+      </w:r>
+    </w:p>
+    <w:p>
+      <w:r>
+        <w:t>데이터 관리, 생산실적 분석, 품질관리, 보고서 작성 등의</w:t>
+      </w:r>
+    </w:p>
+    <w:p>
+      <w:r>
+        <w:t>디지털 업무역량을 추가로 습득할 경우</w:t>
+      </w:r>
+    </w:p>
+    <w:p>
+      <w:r>
+        <w:t>생산관리 지원 및 제조데이터 관리 관련 직무로의 전환 가능성을 높일 수 있다.</w:t>
+      </w:r>
+    </w:p>
+    <w:p/>
+    <w:p>
+      <w:r>
+        <w:t>(출처: 한국고용정보원,</w:t>
+      </w:r>
+    </w:p>
+    <w:p>
       <w:r>
         <w:t>「전기·전자 제조업의 디지털전환과 숙련변화 연구」, 2026)</w:t>
       </w:r>
@@ -760,8 +703,123 @@
       </w:rPr>
     </w:lvl>
   </w:abstractNum>
+  <w:abstractNum w:abstractNumId="1" w15:restartNumberingAfterBreak="0">
+    <w:nsid w:val="647C4185"/>
+    <w:multiLevelType w:val="hybridMultilevel"/>
+    <w:tmpl w:val="CE34448A"/>
+    <w:lvl w:ilvl="0" w:tplc="E30A7422">
+      <w:numFmt w:val="bullet"/>
+      <w:lvlText w:val=""/>
+      <w:lvlJc w:val="left"/>
+      <w:pPr>
+        <w:ind w:left="800" w:hanging="360"/>
+      </w:pPr>
+      <w:rPr>
+        <w:rFonts w:ascii="Wingdings" w:eastAsiaTheme="minorEastAsia" w:hAnsi="Wingdings" w:cstheme="minorBidi" w:hint="default"/>
+      </w:rPr>
+    </w:lvl>
+    <w:lvl w:ilvl="1" w:tplc="04090003" w:tentative="1">
+      <w:start w:val="1"/>
+      <w:numFmt w:val="bullet"/>
+      <w:lvlText w:val=""/>
+      <w:lvlJc w:val="left"/>
+      <w:pPr>
+        <w:ind w:left="1320" w:hanging="440"/>
+      </w:pPr>
+      <w:rPr>
+        <w:rFonts w:ascii="Wingdings" w:hAnsi="Wingdings" w:hint="default"/>
+      </w:rPr>
+    </w:lvl>
+    <w:lvl w:ilvl="2" w:tplc="04090005" w:tentative="1">
+      <w:start w:val="1"/>
+      <w:numFmt w:val="bullet"/>
+      <w:lvlText w:val=""/>
+      <w:lvlJc w:val="left"/>
+      <w:pPr>
+        <w:ind w:left="1760" w:hanging="440"/>
+      </w:pPr>
+      <w:rPr>
+        <w:rFonts w:ascii="Wingdings" w:hAnsi="Wingdings" w:hint="default"/>
+      </w:rPr>
+    </w:lvl>
+    <w:lvl w:ilvl="3" w:tplc="04090001" w:tentative="1">
+      <w:start w:val="1"/>
+      <w:numFmt w:val="bullet"/>
+      <w:lvlText w:val=""/>
+      <w:lvlJc w:val="left"/>
+      <w:pPr>
+        <w:ind w:left="2200" w:hanging="440"/>
+      </w:pPr>
+      <w:rPr>
+        <w:rFonts w:ascii="Wingdings" w:hAnsi="Wingdings" w:hint="default"/>
+      </w:rPr>
+    </w:lvl>
+    <w:lvl w:ilvl="4" w:tplc="04090003" w:tentative="1">
+      <w:start w:val="1"/>
+      <w:numFmt w:val="bullet"/>
+      <w:lvlText w:val=""/>
+      <w:lvlJc w:val="left"/>
+      <w:pPr>
+        <w:ind w:left="2640" w:hanging="440"/>
+      </w:pPr>
+      <w:rPr>
+        <w:rFonts w:ascii="Wingdings" w:hAnsi="Wingdings" w:hint="default"/>
+      </w:rPr>
+    </w:lvl>
+    <w:lvl w:ilvl="5" w:tplc="04090005" w:tentative="1">
+      <w:start w:val="1"/>
+      <w:numFmt w:val="bullet"/>
+      <w:lvlText w:val=""/>
+      <w:lvlJc w:val="left"/>
+      <w:pPr>
+        <w:ind w:left="3080" w:hanging="440"/>
+      </w:pPr>
+      <w:rPr>
+        <w:rFonts w:ascii="Wingdings" w:hAnsi="Wingdings" w:hint="default"/>
+      </w:rPr>
+    </w:lvl>
+    <w:lvl w:ilvl="6" w:tplc="04090001" w:tentative="1">
+      <w:start w:val="1"/>
+      <w:numFmt w:val="bullet"/>
+      <w:lvlText w:val=""/>
+      <w:lvlJc w:val="left"/>
+      <w:pPr>
+        <w:ind w:left="3520" w:hanging="440"/>
+      </w:pPr>
+      <w:rPr>
+        <w:rFonts w:ascii="Wingdings" w:hAnsi="Wingdings" w:hint="default"/>
+      </w:rPr>
+    </w:lvl>
+    <w:lvl w:ilvl="7" w:tplc="04090003" w:tentative="1">
+      <w:start w:val="1"/>
+      <w:numFmt w:val="bullet"/>
+      <w:lvlText w:val=""/>
+      <w:lvlJc w:val="left"/>
+      <w:pPr>
+        <w:ind w:left="3960" w:hanging="440"/>
+      </w:pPr>
+      <w:rPr>
+        <w:rFonts w:ascii="Wingdings" w:hAnsi="Wingdings" w:hint="default"/>
+      </w:rPr>
+    </w:lvl>
+    <w:lvl w:ilvl="8" w:tplc="04090005" w:tentative="1">
+      <w:start w:val="1"/>
+      <w:numFmt w:val="bullet"/>
+      <w:lvlText w:val=""/>
+      <w:lvlJc w:val="left"/>
+      <w:pPr>
+        <w:ind w:left="4400" w:hanging="440"/>
+      </w:pPr>
+      <w:rPr>
+        <w:rFonts w:ascii="Wingdings" w:hAnsi="Wingdings" w:hint="default"/>
+      </w:rPr>
+    </w:lvl>
+  </w:abstractNum>
   <w:num w:numId="1" w16cid:durableId="1973243950">
     <w:abstractNumId w:val="0"/>
+  </w:num>
+  <w:num w:numId="2" w16cid:durableId="1514757836">
+    <w:abstractNumId w:val="1"/>
   </w:num>
 </w:numbering>
 </file>
@@ -1373,7 +1431,6 @@
   <w:style w:type="character" w:default="1" w:styleId="a0">
     <w:name w:val="Default Paragraph Font"/>
     <w:uiPriority w:val="1"/>
-    <w:semiHidden/>
     <w:unhideWhenUsed/>
   </w:style>
   <w:style w:type="table" w:default="1" w:styleId="a1">
